--- a/Calapan City Tourism Information and Booking Management System - Arth Thristian Panganiban.docx
+++ b/Calapan City Tourism Information and Booking Management System - Arth Thristian Panganiban.docx
@@ -34,7 +34,25 @@
           <w:bCs/>
           <w:lang w:val="en-US"/>
         </w:rPr>
-        <w:t>Calapan City Tourism Information and Booking Management System</w:t>
+        <w:t xml:space="preserve">Calapan City Tourism Information and Booking </w:t>
+      </w:r>
+      <w:r>
+        <w:rPr>
+          <w:rFonts w:ascii="Times New Roman" w:hAnsi="Times New Roman" w:cs="Times New Roman"/>
+          <w:b/>
+          <w:bCs/>
+          <w:lang w:val="en-US"/>
+        </w:rPr>
+        <w:br/>
+      </w:r>
+      <w:r>
+        <w:rPr>
+          <w:rFonts w:ascii="Times New Roman" w:hAnsi="Times New Roman" w:cs="Times New Roman"/>
+          <w:b/>
+          <w:bCs/>
+          <w:lang w:val="en-US"/>
+        </w:rPr>
+        <w:t>Management System</w:t>
       </w:r>
     </w:p>
     <w:p>
@@ -85,9 +103,50 @@
           <w:rFonts w:ascii="Times New Roman" w:hAnsi="Times New Roman" w:cs="Times New Roman"/>
           <w:b/>
           <w:bCs/>
-          <w:lang w:val="en-US"/>
-        </w:rPr>
-      </w:pPr>
+        </w:rPr>
+      </w:pPr>
+      <w:r>
+        <w:rPr>
+          <w:rFonts w:ascii="Times New Roman" w:hAnsi="Times New Roman" w:cs="Times New Roman"/>
+          <w:b/>
+          <w:bCs/>
+          <w:lang w:val="en-US"/>
+        </w:rPr>
+        <w:br/>
+      </w:r>
+      <w:r>
+        <w:rPr>
+          <w:rFonts w:ascii="Times New Roman" w:hAnsi="Times New Roman" w:cs="Times New Roman"/>
+          <w:b/>
+          <w:bCs/>
+        </w:rPr>
+        <w:t>Bachelor of Science in Information Technology (BSIT)</w:t>
+      </w:r>
+      <w:r>
+        <w:rPr>
+          <w:rFonts w:ascii="Times New Roman" w:hAnsi="Times New Roman" w:cs="Times New Roman"/>
+          <w:b/>
+          <w:bCs/>
+        </w:rPr>
+        <w:t xml:space="preserve"> and </w:t>
+      </w:r>
+      <w:r>
+        <w:rPr>
+          <w:rFonts w:ascii="Times New Roman" w:hAnsi="Times New Roman" w:cs="Times New Roman"/>
+          <w:b/>
+          <w:bCs/>
+        </w:rPr>
+        <w:br/>
+      </w:r>
+      <w:r>
+        <w:rPr>
+          <w:rFonts w:ascii="Times New Roman" w:hAnsi="Times New Roman" w:cs="Times New Roman"/>
+          <w:b/>
+          <w:bCs/>
+          <w:lang w:val="en-US"/>
+        </w:rPr>
+        <w:t>Web Systems and Technologies ITD105L</w:t>
+      </w:r>
     </w:p>
     <w:p>
       <w:pPr>
@@ -145,16 +204,6 @@
       <w:pPr>
         <w:spacing w:line="360" w:lineRule="auto"/>
         <w:ind w:left="720" w:hanging="720"/>
-        <w:rPr>
-          <w:rFonts w:ascii="Times New Roman" w:hAnsi="Times New Roman" w:cs="Times New Roman"/>
-          <w:lang w:val="en-US"/>
-        </w:rPr>
-      </w:pPr>
-    </w:p>
-    <w:p>
-      <w:pPr>
-        <w:spacing w:line="360" w:lineRule="auto"/>
-        <w:ind w:left="720" w:hanging="720"/>
         <w:jc w:val="center"/>
         <w:rPr>
           <w:rFonts w:ascii="Times New Roman" w:hAnsi="Times New Roman" w:cs="Times New Roman"/>
@@ -167,26 +216,41 @@
     <w:p>
       <w:pPr>
         <w:spacing w:line="360" w:lineRule="auto"/>
-        <w:ind w:left="720" w:hanging="720"/>
+        <w:rPr>
+          <w:rFonts w:ascii="Times New Roman" w:hAnsi="Times New Roman" w:cs="Times New Roman"/>
+          <w:b/>
+          <w:bCs/>
+          <w:lang w:val="en-US"/>
+        </w:rPr>
+      </w:pPr>
+    </w:p>
+    <w:p>
+      <w:pPr>
+        <w:spacing w:line="360" w:lineRule="auto"/>
+        <w:rPr>
+          <w:rFonts w:ascii="Times New Roman" w:hAnsi="Times New Roman" w:cs="Times New Roman"/>
+          <w:b/>
+          <w:bCs/>
+          <w:lang w:val="en-US"/>
+        </w:rPr>
+      </w:pPr>
+    </w:p>
+    <w:p>
+      <w:pPr>
+        <w:spacing w:line="360" w:lineRule="auto"/>
         <w:jc w:val="center"/>
         <w:rPr>
           <w:rFonts w:ascii="Times New Roman" w:hAnsi="Times New Roman" w:cs="Times New Roman"/>
-          <w:b/>
-          <w:bCs/>
-          <w:lang w:val="en-US"/>
-        </w:rPr>
-      </w:pPr>
-    </w:p>
-    <w:p>
-      <w:pPr>
-        <w:spacing w:line="360" w:lineRule="auto"/>
-        <w:rPr>
-          <w:rFonts w:ascii="Times New Roman" w:hAnsi="Times New Roman" w:cs="Times New Roman"/>
-          <w:b/>
-          <w:bCs/>
-          <w:lang w:val="en-US"/>
-        </w:rPr>
-      </w:pPr>
+          <w:lang w:val="en-US"/>
+        </w:rPr>
+      </w:pPr>
+      <w:r>
+        <w:rPr>
+          <w:rFonts w:ascii="Times New Roman" w:hAnsi="Times New Roman" w:cs="Times New Roman"/>
+          <w:lang w:val="en-US"/>
+        </w:rPr>
+        <w:t>Submitted by:</w:t>
+      </w:r>
     </w:p>
     <w:p>
       <w:pPr>
@@ -202,7 +266,30 @@
           <w:rFonts w:ascii="Times New Roman" w:hAnsi="Times New Roman" w:cs="Times New Roman"/>
           <w:lang w:val="en-US"/>
         </w:rPr>
-        <w:t>Submitted by:</w:t>
+        <w:t>Panganiban, Arth Thristian A</w:t>
+      </w:r>
+      <w:r>
+        <w:rPr>
+          <w:rFonts w:ascii="Times New Roman" w:hAnsi="Times New Roman" w:cs="Times New Roman"/>
+          <w:lang w:val="en-US"/>
+        </w:rPr>
+        <w:br/>
+        <w:t>3</w:t>
+      </w:r>
+      <w:r>
+        <w:rPr>
+          <w:rFonts w:ascii="Times New Roman" w:hAnsi="Times New Roman" w:cs="Times New Roman"/>
+          <w:vertAlign w:val="superscript"/>
+          <w:lang w:val="en-US"/>
+        </w:rPr>
+        <w:t>rd</w:t>
+      </w:r>
+      <w:r>
+        <w:rPr>
+          <w:rFonts w:ascii="Times New Roman" w:hAnsi="Times New Roman" w:cs="Times New Roman"/>
+          <w:lang w:val="en-US"/>
+        </w:rPr>
+        <w:t xml:space="preserve"> Year – Section A</w:t>
       </w:r>
     </w:p>
     <w:p>
@@ -214,6 +301,22 @@
           <w:lang w:val="en-US"/>
         </w:rPr>
       </w:pPr>
+      <w:r>
+        <w:rPr>
+          <w:rFonts w:ascii="Times New Roman" w:hAnsi="Times New Roman" w:cs="Times New Roman"/>
+          <w:lang w:val="en-US"/>
+        </w:rPr>
+        <w:t xml:space="preserve">Instructor: Mr. Kenneth T. </w:t>
+      </w:r>
+      <w:proofErr w:type="spellStart"/>
+      <w:r>
+        <w:rPr>
+          <w:rFonts w:ascii="Times New Roman" w:hAnsi="Times New Roman" w:cs="Times New Roman"/>
+          <w:lang w:val="en-US"/>
+        </w:rPr>
+        <w:t>Arteza</w:t>
+      </w:r>
+      <w:proofErr w:type="spellEnd"/>
     </w:p>
     <w:p>
       <w:pPr>
@@ -224,13 +327,6 @@
           <w:lang w:val="en-US"/>
         </w:rPr>
       </w:pPr>
-      <w:r>
-        <w:rPr>
-          <w:rFonts w:ascii="Times New Roman" w:hAnsi="Times New Roman" w:cs="Times New Roman"/>
-          <w:lang w:val="en-US"/>
-        </w:rPr>
-        <w:t>Panganiban, Arth Thristian A</w:t>
-      </w:r>
     </w:p>
     <w:p>
       <w:pPr>
@@ -261,36 +357,13 @@
           <w:lang w:val="en-US"/>
         </w:rPr>
       </w:pPr>
-    </w:p>
-    <w:p>
-      <w:pPr>
-        <w:spacing w:line="360" w:lineRule="auto"/>
-        <w:jc w:val="center"/>
-        <w:rPr>
-          <w:rFonts w:ascii="Times New Roman" w:hAnsi="Times New Roman" w:cs="Times New Roman"/>
-          <w:lang w:val="en-US"/>
-        </w:rPr>
-      </w:pPr>
-    </w:p>
-    <w:p>
-      <w:pPr>
-        <w:spacing w:line="360" w:lineRule="auto"/>
-        <w:jc w:val="center"/>
-        <w:rPr>
-          <w:rFonts w:ascii="Times New Roman" w:hAnsi="Times New Roman" w:cs="Times New Roman"/>
-          <w:lang w:val="en-US"/>
-        </w:rPr>
-      </w:pPr>
-    </w:p>
-    <w:p>
-      <w:pPr>
-        <w:spacing w:line="360" w:lineRule="auto"/>
-        <w:jc w:val="center"/>
-        <w:rPr>
-          <w:rFonts w:ascii="Times New Roman" w:hAnsi="Times New Roman" w:cs="Times New Roman"/>
-          <w:lang w:val="en-US"/>
-        </w:rPr>
-      </w:pPr>
+      <w:r>
+        <w:rPr>
+          <w:rFonts w:ascii="Times New Roman" w:hAnsi="Times New Roman" w:cs="Times New Roman"/>
+          <w:lang w:val="en-US"/>
+        </w:rPr>
+        <w:t>June 2026</w:t>
+      </w:r>
     </w:p>
     <w:p>
       <w:pPr>
@@ -1633,6 +1706,7 @@
           <w:rFonts w:ascii="Times New Roman" w:hAnsi="Times New Roman" w:cs="Times New Roman"/>
           <w:b/>
           <w:bCs/>
+          <w:noProof/>
           <w:lang w:val="en-US"/>
         </w:rPr>
         <w:drawing>
